--- a/template_return_official.docx
+++ b/template_return_official.docx
@@ -354,61 +354,69 @@
           <w:rFonts w:ascii="TH SarabunPSK" w:hAnsi="TH SarabunPSK" w:cs="TH SarabunPSK"/>
           <w:sz w:val="32"/>
           <w:szCs w:val="32"/>
-          <w:cs/>
-        </w:rPr>
-      </w:pPr>
-      <w:r>
-        <w:rPr>
-          <w:rFonts w:ascii="TH SarabunPSK" w:hAnsi="TH SarabunPSK" w:cs="TH SarabunPSK"/>
-          <w:sz w:val="32"/>
-          <w:szCs w:val="32"/>
-          <w:cs/>
-        </w:rPr>
-        <w:tab/>
-      </w:r>
-      <w:r>
-        <w:rPr>
-          <w:rFonts w:ascii="TH SarabunPSK" w:hAnsi="TH SarabunPSK" w:cs="TH SarabunPSK"/>
-          <w:sz w:val="32"/>
-          <w:szCs w:val="32"/>
-          <w:cs/>
-        </w:rPr>
-        <w:tab/>
-      </w:r>
-      <w:r>
-        <w:rPr>
-          <w:rFonts w:ascii="TH SarabunPSK" w:hAnsi="TH SarabunPSK" w:cs="TH SarabunPSK"/>
-          <w:sz w:val="32"/>
-          <w:szCs w:val="32"/>
-          <w:cs/>
-        </w:rPr>
-        <w:tab/>
-      </w:r>
-      <w:r>
-        <w:rPr>
-          <w:rFonts w:ascii="TH SarabunPSK" w:hAnsi="TH SarabunPSK" w:cs="TH SarabunPSK" w:hint="cs"/>
-          <w:sz w:val="32"/>
-          <w:szCs w:val="32"/>
-          <w:cs/>
-        </w:rPr>
-        <w:t xml:space="preserve">     </w:t>
-      </w:r>
-      <w:r>
-        <w:rPr>
-          <w:rFonts w:ascii="TH SarabunPSK" w:hAnsi="TH SarabunPSK" w:cs="TH SarabunPSK"/>
-          <w:sz w:val="32"/>
-          <w:szCs w:val="32"/>
-        </w:rPr>
-        <w:t>…..</w:t>
-      </w:r>
-      <w:r>
-        <w:rPr>
-          <w:rFonts w:ascii="TH SarabunPSK" w:hAnsi="TH SarabunPSK" w:cs="TH SarabunPSK" w:hint="cs"/>
-          <w:sz w:val="32"/>
-          <w:szCs w:val="32"/>
-          <w:cs/>
-        </w:rPr>
-        <w:t>วันที่...................</w:t>
+        </w:rPr>
+      </w:pPr>
+      <w:r>
+        <w:rPr>
+          <w:rFonts w:ascii="TH SarabunPSK" w:hAnsi="TH SarabunPSK" w:cs="TH SarabunPSK"/>
+          <w:sz w:val="32"/>
+          <w:szCs w:val="32"/>
+          <w:cs/>
+        </w:rPr>
+        <w:tab/>
+      </w:r>
+      <w:r>
+        <w:rPr>
+          <w:rFonts w:ascii="TH SarabunPSK" w:hAnsi="TH SarabunPSK" w:cs="TH SarabunPSK"/>
+          <w:sz w:val="32"/>
+          <w:szCs w:val="32"/>
+          <w:cs/>
+        </w:rPr>
+        <w:tab/>
+      </w:r>
+      <w:r>
+        <w:rPr>
+          <w:rFonts w:ascii="TH SarabunPSK" w:hAnsi="TH SarabunPSK" w:cs="TH SarabunPSK"/>
+          <w:sz w:val="32"/>
+          <w:szCs w:val="32"/>
+          <w:cs/>
+        </w:rPr>
+        <w:tab/>
+      </w:r>
+      <w:r>
+        <w:rPr>
+          <w:rFonts w:ascii="TH SarabunPSK" w:hAnsi="TH SarabunPSK" w:cs="TH SarabunPSK" w:hint="cs"/>
+          <w:sz w:val="32"/>
+          <w:szCs w:val="32"/>
+          <w:cs/>
+        </w:rPr>
+        <w:t xml:space="preserve">  </w:t>
+      </w:r>
+      <w:r>
+        <w:rPr>
+          <w:rFonts w:ascii="TH SarabunPSK" w:hAnsi="TH SarabunPSK" w:cs="TH SarabunPSK"/>
+          <w:sz w:val="32"/>
+          <w:szCs w:val="32"/>
+        </w:rPr>
+        <w:t>{{</w:t>
+      </w:r>
+      <w:proofErr w:type="spellStart"/>
+      <w:r>
+        <w:rPr>
+          <w:rFonts w:ascii="TH SarabunPSK" w:hAnsi="TH SarabunPSK" w:cs="TH SarabunPSK"/>
+          <w:sz w:val="32"/>
+          <w:szCs w:val="32"/>
+        </w:rPr>
+        <w:t>thai_date</w:t>
+      </w:r>
+      <w:proofErr w:type="spellEnd"/>
+      <w:r>
+        <w:rPr>
+          <w:rFonts w:ascii="TH SarabunPSK" w:hAnsi="TH SarabunPSK" w:cs="TH SarabunPSK"/>
+          <w:sz w:val="32"/>
+          <w:szCs w:val="32"/>
+        </w:rPr>
+        <w:t>}}</w:t>
       </w:r>
     </w:p>
     <w:p>
@@ -480,6 +488,9 @@
     </w:p>
     <w:p>
       <w:pPr>
+        <w:tabs>
+          <w:tab w:val="left" w:pos="1418"/>
+        </w:tabs>
         <w:spacing w:before="160"/>
         <w:rPr>
           <w:rFonts w:ascii="TH SarabunPSK" w:hAnsi="TH SarabunPSK" w:cs="TH SarabunPSK"/>
@@ -552,6 +563,9 @@
     </w:p>
     <w:p>
       <w:pPr>
+        <w:tabs>
+          <w:tab w:val="left" w:pos="1418"/>
+        </w:tabs>
         <w:rPr>
           <w:rFonts w:ascii="TH SarabunPSK" w:hAnsi="TH SarabunPSK" w:cs="TH SarabunPSK"/>
           <w:sz w:val="32"/>
@@ -639,6 +653,9 @@
     </w:p>
     <w:p>
       <w:pPr>
+        <w:tabs>
+          <w:tab w:val="left" w:pos="1418"/>
+        </w:tabs>
         <w:spacing w:before="240"/>
         <w:rPr>
           <w:rFonts w:ascii="TH SarabunPSK" w:hAnsi="TH SarabunPSK" w:cs="TH SarabunPSK"/>
@@ -1417,16 +1434,25 @@
           <w:sz w:val="32"/>
           <w:szCs w:val="32"/>
         </w:rPr>
-        <w:t>…..</w:t>
-      </w:r>
-      <w:r>
-        <w:rPr>
-          <w:rFonts w:ascii="TH SarabunPSK" w:hAnsi="TH SarabunPSK" w:cs="TH SarabunPSK" w:hint="cs"/>
-          <w:sz w:val="32"/>
-          <w:szCs w:val="32"/>
-          <w:cs/>
-        </w:rPr>
-        <w:t>วันที่...................</w:t>
+        <w:t>{{</w:t>
+      </w:r>
+      <w:proofErr w:type="spellStart"/>
+      <w:r>
+        <w:rPr>
+          <w:rFonts w:ascii="TH SarabunPSK" w:hAnsi="TH SarabunPSK" w:cs="TH SarabunPSK"/>
+          <w:sz w:val="32"/>
+          <w:szCs w:val="32"/>
+        </w:rPr>
+        <w:t>thai_date</w:t>
+      </w:r>
+      <w:proofErr w:type="spellEnd"/>
+      <w:r>
+        <w:rPr>
+          <w:rFonts w:ascii="TH SarabunPSK" w:hAnsi="TH SarabunPSK" w:cs="TH SarabunPSK"/>
+          <w:sz w:val="32"/>
+          <w:szCs w:val="32"/>
+        </w:rPr>
+        <w:t>}}</w:t>
       </w:r>
     </w:p>
     <w:p>
@@ -1491,6 +1517,9 @@
     </w:p>
     <w:p>
       <w:pPr>
+        <w:tabs>
+          <w:tab w:val="left" w:pos="1418"/>
+        </w:tabs>
         <w:spacing w:before="160"/>
         <w:rPr>
           <w:rFonts w:ascii="TH SarabunPSK" w:hAnsi="TH SarabunPSK" w:cs="TH SarabunPSK"/>
@@ -1554,6 +1583,9 @@
     </w:p>
     <w:p>
       <w:pPr>
+        <w:tabs>
+          <w:tab w:val="left" w:pos="1418"/>
+        </w:tabs>
         <w:rPr>
           <w:rFonts w:ascii="TH SarabunPSK" w:hAnsi="TH SarabunPSK" w:cs="TH SarabunPSK"/>
           <w:sz w:val="32"/>
@@ -1641,6 +1673,9 @@
     </w:p>
     <w:p>
       <w:pPr>
+        <w:tabs>
+          <w:tab w:val="left" w:pos="1418"/>
+        </w:tabs>
         <w:spacing w:before="240"/>
         <w:rPr>
           <w:rFonts w:ascii="TH SarabunPSK" w:hAnsi="TH SarabunPSK" w:cs="TH SarabunPSK"/>
@@ -2155,7 +2190,7 @@
     <w:p>
       <w:pPr>
         <w:rPr>
-          <w:rFonts w:ascii="TH SarabunPSK" w:hAnsi="TH SarabunPSK" w:cs="TH SarabunPSK" w:hint="cs"/>
+          <w:rFonts w:ascii="TH SarabunPSK" w:hAnsi="TH SarabunPSK" w:cs="TH SarabunPSK"/>
           <w:sz w:val="32"/>
           <w:szCs w:val="32"/>
         </w:rPr>
@@ -2615,24 +2650,33 @@
           <w:szCs w:val="32"/>
           <w:cs/>
         </w:rPr>
-        <w:t xml:space="preserve">     </w:t>
-      </w:r>
-      <w:r>
-        <w:rPr>
-          <w:rFonts w:ascii="TH SarabunPSK" w:hAnsi="TH SarabunPSK" w:cs="TH SarabunPSK"/>
-          <w:sz w:val="32"/>
-          <w:szCs w:val="32"/>
-        </w:rPr>
-        <w:t>…..</w:t>
-      </w:r>
-      <w:r>
-        <w:rPr>
-          <w:rFonts w:ascii="TH SarabunPSK" w:hAnsi="TH SarabunPSK" w:cs="TH SarabunPSK" w:hint="cs"/>
-          <w:sz w:val="32"/>
-          <w:szCs w:val="32"/>
-          <w:cs/>
-        </w:rPr>
-        <w:t>วันที่...................</w:t>
+        <w:t xml:space="preserve">   </w:t>
+      </w:r>
+      <w:r>
+        <w:rPr>
+          <w:rFonts w:ascii="TH SarabunPSK" w:hAnsi="TH SarabunPSK" w:cs="TH SarabunPSK"/>
+          <w:sz w:val="32"/>
+          <w:szCs w:val="32"/>
+        </w:rPr>
+        <w:t>{{</w:t>
+      </w:r>
+      <w:proofErr w:type="spellStart"/>
+      <w:r>
+        <w:rPr>
+          <w:rFonts w:ascii="TH SarabunPSK" w:hAnsi="TH SarabunPSK" w:cs="TH SarabunPSK"/>
+          <w:sz w:val="32"/>
+          <w:szCs w:val="32"/>
+        </w:rPr>
+        <w:t>thai_date</w:t>
+      </w:r>
+      <w:proofErr w:type="spellEnd"/>
+      <w:r>
+        <w:rPr>
+          <w:rFonts w:ascii="TH SarabunPSK" w:hAnsi="TH SarabunPSK" w:cs="TH SarabunPSK"/>
+          <w:sz w:val="32"/>
+          <w:szCs w:val="32"/>
+        </w:rPr>
+        <w:t>}}</w:t>
       </w:r>
     </w:p>
     <w:p>
@@ -2697,6 +2741,9 @@
     </w:p>
     <w:p>
       <w:pPr>
+        <w:tabs>
+          <w:tab w:val="left" w:pos="1418"/>
+        </w:tabs>
         <w:spacing w:before="160"/>
         <w:rPr>
           <w:rFonts w:ascii="TH SarabunPSK" w:hAnsi="TH SarabunPSK" w:cs="TH SarabunPSK"/>
@@ -2760,6 +2807,9 @@
     </w:p>
     <w:p>
       <w:pPr>
+        <w:tabs>
+          <w:tab w:val="left" w:pos="1418"/>
+        </w:tabs>
         <w:rPr>
           <w:rFonts w:ascii="TH SarabunPSK" w:hAnsi="TH SarabunPSK" w:cs="TH SarabunPSK"/>
           <w:sz w:val="32"/>
@@ -2847,6 +2897,9 @@
     </w:p>
     <w:p>
       <w:pPr>
+        <w:tabs>
+          <w:tab w:val="left" w:pos="1418"/>
+        </w:tabs>
         <w:spacing w:before="240"/>
         <w:rPr>
           <w:rFonts w:ascii="TH SarabunPSK" w:hAnsi="TH SarabunPSK" w:cs="TH SarabunPSK"/>
@@ -3491,6 +3544,7 @@
     <w:lsdException w:name="HTML Sample" w:semiHidden="1" w:unhideWhenUsed="1"/>
     <w:lsdException w:name="HTML Typewriter" w:semiHidden="1" w:unhideWhenUsed="1"/>
     <w:lsdException w:name="HTML Variable" w:semiHidden="1" w:unhideWhenUsed="1"/>
+    <w:lsdException w:name="Normal Table" w:semiHidden="1" w:unhideWhenUsed="1"/>
     <w:lsdException w:name="annotation subject" w:semiHidden="1" w:unhideWhenUsed="1"/>
     <w:lsdException w:name="No List" w:semiHidden="1" w:unhideWhenUsed="1"/>
     <w:lsdException w:name="Outline List 1" w:semiHidden="1" w:unhideWhenUsed="1"/>
@@ -3533,8 +3587,11 @@
     <w:lsdException w:name="Table Contemporary" w:semiHidden="1" w:unhideWhenUsed="1"/>
     <w:lsdException w:name="Table Elegant" w:semiHidden="1" w:unhideWhenUsed="1"/>
     <w:lsdException w:name="Table Professional" w:semiHidden="1" w:unhideWhenUsed="1"/>
+    <w:lsdException w:name="Table Subtle 1" w:semiHidden="1" w:unhideWhenUsed="1"/>
     <w:lsdException w:name="Table Subtle 2" w:semiHidden="1" w:unhideWhenUsed="1"/>
     <w:lsdException w:name="Table Web 1" w:semiHidden="1" w:unhideWhenUsed="1"/>
+    <w:lsdException w:name="Table Web 2" w:semiHidden="1" w:unhideWhenUsed="1"/>
+    <w:lsdException w:name="Table Web 3" w:semiHidden="1" w:unhideWhenUsed="1"/>
     <w:lsdException w:name="Balloon Text" w:semiHidden="1" w:unhideWhenUsed="1"/>
     <w:lsdException w:name="Table Grid" w:uiPriority="59"/>
     <w:lsdException w:name="Table Theme" w:semiHidden="1" w:unhideWhenUsed="1"/>
